--- a/templates/post-incorporate/01 First Board Resolution - template.docx
+++ b/templates/post-incorporate/01 First Board Resolution - template.docx
@@ -14,7 +14,7 @@
       </w:pPr>
       <w:r>
         <w:rPr>
-          <w:rFonts w:hint="eastAsia"/>
+          <w:rFonts/>
           <w:sz w:val="24"/>
           <w:szCs w:val="24"/>
           <w:lang w:val="en-SG"/>
@@ -40,7 +40,7 @@
       </w:r>
       <w:r>
         <w:rPr>
-          <w:rFonts w:hint="eastAsia"/>
+          <w:rFonts/>
           <w:sz w:val="20"/>
           <w:szCs w:val="20"/>
         </w:rPr>
@@ -484,7 +484,7 @@
       </w:r>
       <w:r>
         <w:rPr>
-          <w:rFonts w:hint="eastAsia"/>
+          <w:rFonts/>
         </w:rPr>
         <w:t>{{company_UEN}}</w:t>
       </w:r>
@@ -1220,7 +1220,7 @@
       </w:r>
       <w:r>
         <w:rPr>
-          <w:rFonts w:hint="eastAsia"/>
+          <w:rFonts/>
         </w:rPr>
         <w:t>{{first_finperiod_enddate}}</w:t>
       </w:r>
@@ -1236,7 +1236,7 @@
       </w:r>
       <w:r>
         <w:rPr>
-          <w:rFonts w:hint="eastAsia"/>
+          <w:rFonts/>
         </w:rPr>
         <w:t>{{finperiod_enddate}}</w:t>
       </w:r>
@@ -2127,7 +2127,7 @@
       </w:r>
       <w:r>
         <w:rPr>
-          <w:rFonts w:hint="eastAsia"/>
+          <w:rFonts/>
         </w:rPr>
         <w:t>{{secretary_name}}</w:t>
       </w:r>
@@ -2465,7 +2465,7 @@
       </w:r>
       <w:r>
         <w:rPr>
-          <w:rFonts w:hint="eastAsia"/>
+          <w:rFonts/>
         </w:rPr>
         <w:t>{{company_address}}</w:t>
       </w:r>
@@ -3020,7 +3020,7 @@
       </w:r>
       <w:r>
         <w:rPr>
-          <w:rFonts w:eastAsiaTheme="minorEastAsia" w:hint="eastAsia"/>
+          <w:rFonts w:eastAsiaTheme="minorEastAsia"/>
           <w:sz w:val="22"/>
           <w:lang w:eastAsia="zh-CN"/>
         </w:rPr>
@@ -4045,7 +4045,7 @@
       </w:r>
       <w:r>
         <w:rPr>
-          <w:rFonts w:hint="eastAsia"/>
+          <w:rFonts/>
         </w:rPr>
         <w:t>{{company_reg_date}}</w:t>
       </w:r>
